--- a/job-search/resumes/04_Morgan_Stanley_Junior_Data_Analyst.docx
+++ b/job-search/resumes/04_Morgan_Stanley_Junior_Data_Analyst.docx
@@ -56,7 +56,7 @@
     </w:p>
     <w:p>
       <w:pPr>
-        <w:spacing w:after="60" w:before="160" w:line="240" w:lineRule="auto"/>
+        <w:spacing w:after="60" w:before="140" w:line="240" w:lineRule="auto"/>
         <w:pBdr>
           <w:bottom w:val="single" w:sz="6" w:space="2" w:color="BFBFBF"/>
         </w:pBdr>
@@ -84,12 +84,12 @@
           <w:i w:val="0"/>
           <w:sz w:val="20"/>
         </w:rPr>
-        <w:t>Data analyst with 6+ years turning complex, high-volume enterprise datasets into decisions, owning the work end to end from extraction and modelling through dashboards and executive reporting. Advanced SQL and Python, Power BI and Tableau, with a track record of dashboards that cut reporting time and KPI frameworks leadership actually uses. Analysis behind $10M in annual transportation savings and a $50M logistics cost reduction, presented directly to senior leadership. Hands-on with data quality controls, lineage, stewardship and ERP master data, including a full SAP migration delivered at 100% data integrity. M.S. Information Systems; B.E. Industrial Engineering.</w:t>
+        <w:t>Data analyst with 6+ years turning complex, high-volume enterprise datasets into decisions, owning the work end to end from extraction and modeling through dashboards and executive reporting. Advanced SQL and Python with Power BI and Tableau — dashboards that cut reporting time 30% and KPI frameworks presented monthly to senior leadership. Writes user stories and acceptance criteria, authors test cases, partners with QA through defect triage, and drives UAT and business acceptance to formal sign-off. Delivered a full SAP migration at 100% data integrity with a 40% drop in data entry errors, under documented quality controls and auditable, lineage-traceable data flows.</w:t>
       </w:r>
     </w:p>
     <w:p>
       <w:pPr>
-        <w:spacing w:after="60" w:before="160" w:line="240" w:lineRule="auto"/>
+        <w:spacing w:after="60" w:before="140" w:line="240" w:lineRule="auto"/>
         <w:pBdr>
           <w:bottom w:val="single" w:sz="6" w:space="2" w:color="BFBFBF"/>
         </w:pBdr>
@@ -117,12 +117,12 @@
           <w:i w:val="0"/>
           <w:sz w:val="19"/>
         </w:rPr>
-        <w:t>SQL &amp; Python Analysis  ·  Power BI &amp; Tableau Dashboards  ·  KPI Design &amp; Executive Reporting  ·  Ad-hoc &amp; Self-Service Reporting  ·  Data Governance &amp; Quality Controls  ·  Master Data, Metadata &amp; Lineage  ·  Data Stewardship &amp; Auditability  ·  Regulatory &amp; Compliance Reporting  ·  Cost-Benefit &amp; Margin Analysis  ·  Financial Reporting &amp; Reconciliation  ·  Cross-Functional Collaboration  ·  Requirements Elicitation &amp; Documentation</w:t>
+        <w:t>operational &amp; executive reporting  ·  data validation  ·  reconciliation  ·  data quality controls  ·  regulatory &amp; compliance reporting  ·  stakeholder management  ·  SQL (advanced)  ·  Python (Pandas, NumPy, Scikit-learn)  ·  Excel (advanced)  ·  data governance  ·  auditability &amp; controls  ·  cross-functional collaboration</w:t>
       </w:r>
     </w:p>
     <w:p>
       <w:pPr>
-        <w:spacing w:after="60" w:before="160" w:line="240" w:lineRule="auto"/>
+        <w:spacing w:after="60" w:before="140" w:line="240" w:lineRule="auto"/>
         <w:pBdr>
           <w:bottom w:val="single" w:sz="6" w:space="2" w:color="BFBFBF"/>
         </w:pBdr>
@@ -149,14 +149,14 @@
           <w:b/>
           <w:sz w:val="20"/>
         </w:rPr>
-        <w:t xml:space="preserve">BI &amp; Visualization: </w:t>
+        <w:t xml:space="preserve">Data Governance: </w:t>
       </w:r>
       <w:r>
         <w:rPr>
           <w:rFonts w:ascii="Calibri" w:hAnsi="Calibri"/>
           <w:sz w:val="20"/>
         </w:rPr>
-        <w:t>Power BI (DAX, Power Query), Tableau, SSRS, executive dashboards, KPI scorecards</w:t>
+        <w:t>data quality controls, regulatory &amp; compliance reporting, data governance, auditability &amp; controls</w:t>
       </w:r>
     </w:p>
     <w:p>
@@ -169,14 +169,94 @@
           <w:b/>
           <w:sz w:val="20"/>
         </w:rPr>
-        <w:t xml:space="preserve">Analytics &amp; Querying: </w:t>
+        <w:t xml:space="preserve">BI &amp; Visualization: </w:t>
       </w:r>
       <w:r>
         <w:rPr>
           <w:rFonts w:ascii="Calibri" w:hAnsi="Calibri"/>
           <w:sz w:val="20"/>
         </w:rPr>
-        <w:t>SQL (advanced), Python (Pandas, NumPy, Scikit-learn), Excel (advanced), SAS, VBA, PowerShell</w:t>
+        <w:t>operational &amp; executive reporting, Power BI (DAX, Power Query), Tableau, SSRS, dashboards, KPI design &amp; monitoring</w:t>
+      </w:r>
+    </w:p>
+    <w:p>
+      <w:pPr>
+        <w:spacing w:after="20" w:before="0" w:line="240" w:lineRule="auto"/>
+      </w:pPr>
+      <w:r>
+        <w:rPr>
+          <w:rFonts w:ascii="Calibri" w:hAnsi="Calibri"/>
+          <w:b/>
+          <w:sz w:val="20"/>
+        </w:rPr>
+        <w:t xml:space="preserve">Languages &amp; Querying: </w:t>
+      </w:r>
+      <w:r>
+        <w:rPr>
+          <w:rFonts w:ascii="Calibri" w:hAnsi="Calibri"/>
+          <w:sz w:val="20"/>
+        </w:rPr>
+        <w:t>SQL (advanced), Python (Pandas, NumPy, Scikit-learn), Excel (advanced), VBA</w:t>
+      </w:r>
+    </w:p>
+    <w:p>
+      <w:pPr>
+        <w:spacing w:after="20" w:before="0" w:line="240" w:lineRule="auto"/>
+      </w:pPr>
+      <w:r>
+        <w:rPr>
+          <w:rFonts w:ascii="Calibri" w:hAnsi="Calibri"/>
+          <w:b/>
+          <w:sz w:val="20"/>
+        </w:rPr>
+        <w:t xml:space="preserve">Testing &amp; Quality: </w:t>
+      </w:r>
+      <w:r>
+        <w:rPr>
+          <w:rFonts w:ascii="Calibri" w:hAnsi="Calibri"/>
+          <w:sz w:val="20"/>
+        </w:rPr>
+        <w:t>data validation</w:t>
+      </w:r>
+    </w:p>
+    <w:p>
+      <w:pPr>
+        <w:spacing w:after="20" w:before="0" w:line="240" w:lineRule="auto"/>
+      </w:pPr>
+      <w:r>
+        <w:rPr>
+          <w:rFonts w:ascii="Calibri" w:hAnsi="Calibri"/>
+          <w:b/>
+          <w:sz w:val="20"/>
+        </w:rPr>
+        <w:t xml:space="preserve">Delivery &amp; Tools: </w:t>
+      </w:r>
+      <w:r>
+        <w:rPr>
+          <w:rFonts w:ascii="Calibri" w:hAnsi="Calibri"/>
+          <w:sz w:val="20"/>
+        </w:rPr>
+        <w:t>stakeholder management, cross-functional collaboration, Agile/Scrum, Waterfall, JIRA, Confluence</w:t>
+      </w:r>
+    </w:p>
+    <w:p>
+      <w:pPr>
+        <w:spacing w:after="20" w:before="0" w:line="240" w:lineRule="auto"/>
+      </w:pPr>
+      <w:r>
+        <w:rPr>
+          <w:rFonts w:ascii="Calibri" w:hAnsi="Calibri"/>
+          <w:b/>
+          <w:sz w:val="20"/>
+        </w:rPr>
+        <w:t xml:space="preserve">Analytics &amp; Modeling: </w:t>
+      </w:r>
+      <w:r>
+        <w:rPr>
+          <w:rFonts w:ascii="Calibri" w:hAnsi="Calibri"/>
+          <w:sz w:val="20"/>
+        </w:rPr>
+        <w:t>reconciliation, forecasting, statistical analysis, root cause analysis</w:t>
       </w:r>
     </w:p>
     <w:p>
@@ -196,72 +276,12 @@
           <w:rFonts w:ascii="Calibri" w:hAnsi="Calibri"/>
           <w:sz w:val="20"/>
         </w:rPr>
-        <w:t>ETL pipeline development, Informatica, large-dataset cleaning &amp; processing, data modeling, database design, system integration</w:t>
+        <w:t>ETL pipeline development, Informatica, data modeling, system &amp; data integration</w:t>
       </w:r>
     </w:p>
     <w:p>
       <w:pPr>
-        <w:spacing w:after="20" w:before="0" w:line="240" w:lineRule="auto"/>
-      </w:pPr>
-      <w:r>
-        <w:rPr>
-          <w:rFonts w:ascii="Calibri" w:hAnsi="Calibri"/>
-          <w:b/>
-          <w:sz w:val="20"/>
-        </w:rPr>
-        <w:t xml:space="preserve">Modeling &amp; Planning: </w:t>
-      </w:r>
-      <w:r>
-        <w:rPr>
-          <w:rFonts w:ascii="Calibri" w:hAnsi="Calibri"/>
-          <w:sz w:val="20"/>
-        </w:rPr>
-        <w:t>Forecasting, demand planning, regression, statistical analysis, capacity modeling, NLP</w:t>
-      </w:r>
-    </w:p>
-    <w:p>
-      <w:pPr>
-        <w:spacing w:after="20" w:before="0" w:line="240" w:lineRule="auto"/>
-      </w:pPr>
-      <w:r>
-        <w:rPr>
-          <w:rFonts w:ascii="Calibri" w:hAnsi="Calibri"/>
-          <w:b/>
-          <w:sz w:val="20"/>
-        </w:rPr>
-        <w:t xml:space="preserve">Data Governance: </w:t>
-      </w:r>
-      <w:r>
-        <w:rPr>
-          <w:rFonts w:ascii="Calibri" w:hAnsi="Calibri"/>
-          <w:sz w:val="20"/>
-        </w:rPr>
-        <w:t>Governance operating models, data quality controls, master data management, metadata &amp; lineage, stewardship, auditability</w:t>
-      </w:r>
-    </w:p>
-    <w:p>
-      <w:pPr>
-        <w:spacing w:after="20" w:before="0" w:line="240" w:lineRule="auto"/>
-      </w:pPr>
-      <w:r>
-        <w:rPr>
-          <w:rFonts w:ascii="Calibri" w:hAnsi="Calibri"/>
-          <w:b/>
-          <w:sz w:val="20"/>
-        </w:rPr>
-        <w:t xml:space="preserve">Enterprise Platforms: </w:t>
-      </w:r>
-      <w:r>
-        <w:rPr>
-          <w:rFonts w:ascii="Calibri" w:hAnsi="Calibri"/>
-          <w:sz w:val="20"/>
-        </w:rPr>
-        <w:t>SAP (SD, MM, CRM, PP, WLM), SQL Server, Snowflake, Informatica, WMS</w:t>
-      </w:r>
-    </w:p>
-    <w:p>
-      <w:pPr>
-        <w:spacing w:after="60" w:before="160" w:line="240" w:lineRule="auto"/>
+        <w:spacing w:after="60" w:before="140" w:line="240" w:lineRule="auto"/>
         <w:pBdr>
           <w:bottom w:val="single" w:sz="6" w:space="2" w:color="BFBFBF"/>
         </w:pBdr>
@@ -317,7 +337,21 @@
           <w:rFonts w:ascii="Calibri" w:hAnsi="Calibri"/>
           <w:sz w:val="20"/>
         </w:rPr>
-        <w:t>Lead a monthly executive reporting cadence, presenting dashboard-driven insight on performance, risks and trends to align senior leadership on priorities.</w:t>
+        <w:t>Execute SQL against backend databases for extraction, validation and reconciliation, confirming delivered data matches documented requirements before release.</w:t>
+      </w:r>
+    </w:p>
+    <w:p>
+      <w:pPr>
+        <w:pStyle w:val="ListBullet"/>
+        <w:spacing w:after="40" w:before="0" w:line="240" w:lineRule="auto"/>
+        <w:ind w:left="259" w:hanging="187"/>
+      </w:pPr>
+      <w:r>
+        <w:rPr>
+          <w:rFonts w:ascii="Calibri" w:hAnsi="Calibri"/>
+          <w:sz w:val="20"/>
+        </w:rPr>
+        <w:t>Developed SQL and Python analyses across large-scale sales datasets to surface demand-supply imbalances, improving forecast accuracy 25% and informing inventory and capacity decisions.</w:t>
       </w:r>
     </w:p>
     <w:p>
@@ -345,7 +379,7 @@
           <w:rFonts w:ascii="Calibri" w:hAnsi="Calibri"/>
           <w:sz w:val="20"/>
         </w:rPr>
-        <w:t>Built analytical models for the transportation function that exposed critical deficiencies in the bidding process, delivering recommendations worth $10M in annual cost savings.</w:t>
+        <w:t>Build and automate Python and SQL data pipelines and reporting applications released through CI/CD practices on cloud infrastructure.</w:t>
       </w:r>
     </w:p>
     <w:p>
@@ -359,7 +393,7 @@
           <w:rFonts w:ascii="Calibri" w:hAnsi="Calibri"/>
           <w:sz w:val="20"/>
         </w:rPr>
-        <w:t>Developed SQL and Python analyses across large-scale sales datasets to surface demand-supply imbalances, improving forecast accuracy 25% and informing inventory and capacity decisions.</w:t>
+        <w:t>Own data quality and governance processes across cross-functional analytics initiatives, maintaining review controls, ownership clarity and standards adoption that keep enterprise reporting trusted.</w:t>
       </w:r>
     </w:p>
     <w:p>
@@ -387,7 +421,7 @@
           <w:rFonts w:ascii="Calibri" w:hAnsi="Calibri"/>
           <w:sz w:val="20"/>
         </w:rPr>
-        <w:t>Designed a carton-sizing optimization model that saved 200 man-hours per month through data-driven change to inventory processes.</w:t>
+        <w:t>Lead a monthly executive reporting cadence, presenting dashboard-driven insight on performance, risks and trends to align senior leadership on priorities.</w:t>
       </w:r>
     </w:p>
     <w:p>
@@ -401,21 +435,7 @@
           <w:rFonts w:ascii="Calibri" w:hAnsi="Calibri"/>
           <w:sz w:val="20"/>
         </w:rPr>
-        <w:t>Partnered with product and operations teams to turn analysis into process improvements, contributing to a $10,000 monthly labor cost reduction.</w:t>
-      </w:r>
-    </w:p>
-    <w:p>
-      <w:pPr>
-        <w:pStyle w:val="ListBullet"/>
-        <w:spacing w:after="40" w:before="0" w:line="240" w:lineRule="auto"/>
-        <w:ind w:left="259" w:hanging="187"/>
-      </w:pPr>
-      <w:r>
-        <w:rPr>
-          <w:rFonts w:ascii="Calibri" w:hAnsi="Calibri"/>
-          <w:sz w:val="20"/>
-        </w:rPr>
-        <w:t>Build and automate Python and SQL data pipelines and reporting applications released through CI/CD practices on cloud infrastructure.</w:t>
+        <w:t>Designed a carton-sizing optimization model that saved 200 man-hours per month through data-driven change to inventory processes.</w:t>
       </w:r>
     </w:p>
     <w:p>
@@ -457,7 +477,7 @@
           <w:rFonts w:ascii="Calibri" w:hAnsi="Calibri"/>
           <w:sz w:val="20"/>
         </w:rPr>
-        <w:t>Conducted cost-benefit and root cause analysis in SQL, Power BI and Tableau across pharmaceutical operations, identifying inefficiencies that drove a $50M reduction in logistics costs.</w:t>
+        <w:t>Led migration of manual data processes into SAP, applying master data management and validation controls to achieve 100% data integrity and cut data entry errors 40%.</w:t>
       </w:r>
     </w:p>
     <w:p>
@@ -485,7 +505,49 @@
           <w:rFonts w:ascii="Calibri" w:hAnsi="Calibri"/>
           <w:sz w:val="20"/>
         </w:rPr>
-        <w:t>Led migration of manual data processes into SAP, applying master data management and validation controls to achieve 100% data integrity and cut data entry errors 40%.</w:t>
+        <w:t>Integrated SSRS with SQL Server and Excel to automate reporting pipelines, eliminating manual reporting effort and improving data accessibility for business and IT teams.</w:t>
+      </w:r>
+    </w:p>
+    <w:p>
+      <w:pPr>
+        <w:pStyle w:val="ListBullet"/>
+        <w:spacing w:after="40" w:before="0" w:line="240" w:lineRule="auto"/>
+        <w:ind w:left="259" w:hanging="187"/>
+      </w:pPr>
+      <w:r>
+        <w:rPr>
+          <w:rFonts w:ascii="Calibri" w:hAnsi="Calibri"/>
+          <w:sz w:val="20"/>
+        </w:rPr>
+        <w:t>Established a standardized Informatica ETL operating procedure for product data ingestion into SAP, creating consistent, auditable and lineage-traceable data flows across business functions.</w:t>
+      </w:r>
+    </w:p>
+    <w:p>
+      <w:pPr>
+        <w:pStyle w:val="ListBullet"/>
+        <w:spacing w:after="40" w:before="0" w:line="240" w:lineRule="auto"/>
+        <w:ind w:left="259" w:hanging="187"/>
+      </w:pPr>
+      <w:r>
+        <w:rPr>
+          <w:rFonts w:ascii="Calibri" w:hAnsi="Calibri"/>
+          <w:sz w:val="20"/>
+        </w:rPr>
+        <w:t>Conducted cost-benefit and root cause analysis in SQL, Power BI and Tableau across pharmaceutical operations, identifying inefficiencies that drove a $50M reduction in logistics costs.</w:t>
+      </w:r>
+    </w:p>
+    <w:p>
+      <w:pPr>
+        <w:pStyle w:val="ListBullet"/>
+        <w:spacing w:after="40" w:before="0" w:line="240" w:lineRule="auto"/>
+        <w:ind w:left="259" w:hanging="187"/>
+      </w:pPr>
+      <w:r>
+        <w:rPr>
+          <w:rFonts w:ascii="Calibri" w:hAnsi="Calibri"/>
+          <w:sz w:val="20"/>
+        </w:rPr>
+        <w:t>Coordinated data collection across markets, updating collection tools and processes to yield statistically reliable and informative data for program assessment.</w:t>
       </w:r>
     </w:p>
     <w:p>
@@ -504,49 +566,7 @@
     </w:p>
     <w:p>
       <w:pPr>
-        <w:pStyle w:val="ListBullet"/>
-        <w:spacing w:after="40" w:before="0" w:line="240" w:lineRule="auto"/>
-        <w:ind w:left="259" w:hanging="187"/>
-      </w:pPr>
-      <w:r>
-        <w:rPr>
-          <w:rFonts w:ascii="Calibri" w:hAnsi="Calibri"/>
-          <w:sz w:val="20"/>
-        </w:rPr>
-        <w:t>Integrated SSRS with SQL Server and Excel to automate reporting pipelines, eliminating manual reporting effort and improving data accessibility for business and IT teams.</w:t>
-      </w:r>
-    </w:p>
-    <w:p>
-      <w:pPr>
-        <w:pStyle w:val="ListBullet"/>
-        <w:spacing w:after="40" w:before="0" w:line="240" w:lineRule="auto"/>
-        <w:ind w:left="259" w:hanging="187"/>
-      </w:pPr>
-      <w:r>
-        <w:rPr>
-          <w:rFonts w:ascii="Calibri" w:hAnsi="Calibri"/>
-          <w:sz w:val="20"/>
-        </w:rPr>
-        <w:t>Ran daily supply-demand gap analysis using VBA, Power BI, Tableau and PowerShell, reducing stockouts 30% through proactive insight delivery.</w:t>
-      </w:r>
-    </w:p>
-    <w:p>
-      <w:pPr>
-        <w:pStyle w:val="ListBullet"/>
-        <w:spacing w:after="40" w:before="0" w:line="240" w:lineRule="auto"/>
-        <w:ind w:left="259" w:hanging="187"/>
-      </w:pPr>
-      <w:r>
-        <w:rPr>
-          <w:rFonts w:ascii="Calibri" w:hAnsi="Calibri"/>
-          <w:sz w:val="20"/>
-        </w:rPr>
-        <w:t>Established a standardized Informatica ETL operating procedure for product data ingestion into SAP, creating consistent, auditable and lineage-traceable data flows across business functions.</w:t>
-      </w:r>
-    </w:p>
-    <w:p>
-      <w:pPr>
-        <w:spacing w:after="60" w:before="160" w:line="240" w:lineRule="auto"/>
+        <w:spacing w:after="60" w:before="140" w:line="240" w:lineRule="auto"/>
         <w:pBdr>
           <w:bottom w:val="single" w:sz="6" w:space="2" w:color="BFBFBF"/>
         </w:pBdr>
@@ -621,7 +641,7 @@
     </w:p>
     <w:sectPr>
       <w:pgSz w:w="12240" w:h="15840"/>
-      <w:pgMar w:top="720" w:right="936" w:bottom="720" w:left="936" w:header="720" w:footer="720" w:gutter="0"/>
+      <w:pgMar w:top="720" w:right="864" w:bottom="720" w:left="864" w:header="720" w:footer="720" w:gutter="0"/>
       <w:cols w:space="720"/>
       <w:docGrid w:linePitch="360"/>
     </w:sectPr>
